--- a/Quotations/28 December Anurima Barat Setup/EventDetails.docx
+++ b/Quotations/28 December Anurima Barat Setup/EventDetails.docx
@@ -390,6 +390,7 @@
                 </w14:textOutline>
               </w:rPr>
             </w:pPr>
+            <w:proofErr w:type="gramStart"/>
             <w:r>
               <w:rPr>
                 <w:rFonts w:ascii="Abadi" w:eastAsiaTheme="majorEastAsia" w:hAnsi="Abadi" w:cs="ADLaM Display"/>
@@ -453,6 +454,7 @@
               </w:rPr>
               <w:t>:</w:t>
             </w:r>
+            <w:proofErr w:type="gramEnd"/>
             <w:r>
               <w:rPr>
                 <w:rFonts w:ascii="Abadi" w:eastAsiaTheme="majorEastAsia" w:hAnsi="Abadi" w:cs="ADLaM Display"/>
@@ -523,8 +525,31 @@
                   <w14:round/>
                 </w14:textOutline>
               </w:rPr>
-              <w:t>TIME     :</w:t>
+              <w:t xml:space="preserve">TIME   </w:t>
             </w:r>
+            <w:proofErr w:type="gramStart"/>
+            <w:r>
+              <w:rPr>
+                <w:rFonts w:ascii="Abadi" w:eastAsiaTheme="majorEastAsia" w:hAnsi="Abadi" w:cs="ADLaM Display"/>
+                <w:bCs/>
+                <w:smallCaps/>
+                <w:color w:val="2F5496" w:themeColor="accent1" w:themeShade="BF"/>
+                <w:sz w:val="28"/>
+                <w:szCs w:val="28"/>
+                <w14:shadow w14:blurRad="38100" w14:dist="19050" w14:dir="2700000" w14:sx="100000" w14:sy="100000" w14:kx="0" w14:ky="0" w14:algn="tl">
+                  <w14:schemeClr w14:val="dk1">
+                    <w14:alpha w14:val="60000"/>
+                  </w14:schemeClr>
+                </w14:shadow>
+                <w14:textOutline w14:w="0" w14:cap="flat" w14:cmpd="sng" w14:algn="ctr">
+                  <w14:noFill/>
+                  <w14:prstDash w14:val="solid"/>
+                  <w14:round/>
+                </w14:textOutline>
+              </w:rPr>
+              <w:t xml:space="preserve">  :</w:t>
+            </w:r>
+            <w:proofErr w:type="gramEnd"/>
             <w:r>
               <w:rPr>
                 <w:rFonts w:ascii="Abadi" w:eastAsiaTheme="majorEastAsia" w:hAnsi="Abadi" w:cs="ADLaM Display"/>
@@ -925,31 +950,79 @@
                 <w:sz w:val="24"/>
                 <w:szCs w:val="24"/>
               </w:rPr>
-              <w:t xml:space="preserve">10 Chattar </w:t>
+              <w:t xml:space="preserve">10 </w:t>
             </w:r>
+            <w:proofErr w:type="spellStart"/>
             <w:r>
               <w:rPr>
                 <w:rFonts w:cstheme="minorHAnsi"/>
                 <w:sz w:val="24"/>
                 <w:szCs w:val="24"/>
               </w:rPr>
-              <w:t xml:space="preserve">Boys </w:t>
+              <w:t>Chattar</w:t>
             </w:r>
+            <w:proofErr w:type="spellEnd"/>
             <w:r>
               <w:rPr>
                 <w:rFonts w:cstheme="minorHAnsi"/>
                 <w:sz w:val="24"/>
                 <w:szCs w:val="24"/>
               </w:rPr>
-              <w:t xml:space="preserve"> Barat</w:t>
+              <w:t xml:space="preserve"> </w:t>
             </w:r>
+            <w:proofErr w:type="gramStart"/>
             <w:r>
               <w:rPr>
                 <w:rFonts w:cstheme="minorHAnsi"/>
                 <w:sz w:val="24"/>
                 <w:szCs w:val="24"/>
               </w:rPr>
-              <w:t xml:space="preserve"> &amp; Ghodi For Ritual</w:t>
+              <w:t>Boys  Barat</w:t>
+            </w:r>
+            <w:proofErr w:type="gramEnd"/>
+            <w:r>
+              <w:rPr>
+                <w:rFonts w:cstheme="minorHAnsi"/>
+                <w:sz w:val="24"/>
+                <w:szCs w:val="24"/>
+              </w:rPr>
+              <w:t xml:space="preserve"> &amp; </w:t>
+            </w:r>
+            <w:proofErr w:type="spellStart"/>
+            <w:r>
+              <w:rPr>
+                <w:rFonts w:cstheme="minorHAnsi"/>
+                <w:sz w:val="24"/>
+                <w:szCs w:val="24"/>
+              </w:rPr>
+              <w:t>Ghodi</w:t>
+            </w:r>
+            <w:proofErr w:type="spellEnd"/>
+            <w:r>
+              <w:rPr>
+                <w:rFonts w:cstheme="minorHAnsi"/>
+                <w:sz w:val="24"/>
+                <w:szCs w:val="24"/>
+              </w:rPr>
+              <w:t xml:space="preserve"> </w:t>
+            </w:r>
+            <w:proofErr w:type="gramStart"/>
+            <w:r>
+              <w:rPr>
+                <w:rFonts w:cstheme="minorHAnsi"/>
+                <w:sz w:val="24"/>
+                <w:szCs w:val="24"/>
+              </w:rPr>
+              <w:t>For</w:t>
+            </w:r>
+            <w:proofErr w:type="gramEnd"/>
+            <w:r>
+              <w:rPr>
+                <w:rFonts w:cstheme="minorHAnsi"/>
+                <w:sz w:val="24"/>
+                <w:szCs w:val="24"/>
+              </w:rPr>
+              <w:t xml:space="preserve"> Ritual</w:t>
             </w:r>
           </w:p>
           <w:p>
@@ -991,7 +1064,15 @@
                 <w:sz w:val="24"/>
                 <w:szCs w:val="24"/>
               </w:rPr>
-              <w:t>15,000 /-</w:t>
+              <w:t>25</w:t>
+            </w:r>
+            <w:r>
+              <w:rPr>
+                <w:rFonts w:cstheme="minorHAnsi"/>
+                <w:sz w:val="24"/>
+                <w:szCs w:val="24"/>
+              </w:rPr>
+              <w:t>,000 /-</w:t>
             </w:r>
           </w:p>
         </w:tc>
@@ -1026,13 +1107,41 @@
                 <w:szCs w:val="24"/>
               </w:rPr>
             </w:pPr>
+            <w:proofErr w:type="spellStart"/>
             <w:r>
               <w:rPr>
                 <w:rFonts w:cstheme="minorHAnsi"/>
                 <w:sz w:val="24"/>
                 <w:szCs w:val="24"/>
               </w:rPr>
-              <w:t>Dholies Team(6)</w:t>
+              <w:t>Dholies</w:t>
+            </w:r>
+            <w:proofErr w:type="spellEnd"/>
+            <w:r>
+              <w:rPr>
+                <w:rFonts w:cstheme="minorHAnsi"/>
+                <w:sz w:val="24"/>
+                <w:szCs w:val="24"/>
+              </w:rPr>
+              <w:t xml:space="preserve"> </w:t>
+            </w:r>
+            <w:proofErr w:type="gramStart"/>
+            <w:r>
+              <w:rPr>
+                <w:rFonts w:cstheme="minorHAnsi"/>
+                <w:sz w:val="24"/>
+                <w:szCs w:val="24"/>
+              </w:rPr>
+              <w:t>Team(</w:t>
+            </w:r>
+            <w:proofErr w:type="gramEnd"/>
+            <w:r>
+              <w:rPr>
+                <w:rFonts w:cstheme="minorHAnsi"/>
+                <w:sz w:val="24"/>
+                <w:szCs w:val="24"/>
+              </w:rPr>
+              <w:t>6)</w:t>
             </w:r>
           </w:p>
         </w:tc>
@@ -1411,7 +1520,7 @@
         <v:path o:extrusionok="f" gradientshapeok="t" o:connecttype="rect"/>
         <o:lock v:ext="edit" aspectratio="t"/>
       </v:shapetype>
-      <v:shape id="_x0000_i1034" type="#_x0000_t75" style="width:11.4pt;height:11.4pt" o:bullet="t">
+      <v:shape id="_x0000_i1030" type="#_x0000_t75" style="width:11.4pt;height:11.4pt" o:bullet="t">
         <v:imagedata r:id="rId1" o:title="msoEFB0"/>
       </v:shape>
     </w:pict>

--- a/Quotations/28 December Anurima Barat Setup/EventDetails.docx
+++ b/Quotations/28 December Anurima Barat Setup/EventDetails.docx
@@ -1179,79 +1179,6 @@
           </w:p>
         </w:tc>
       </w:tr>
-      <w:tr>
-        <w:trPr>
-          <w:trHeight w:val="475"/>
-        </w:trPr>
-        <w:tc>
-          <w:tcPr>
-            <w:tcW w:w="6205" w:type="dxa"/>
-          </w:tcPr>
-          <w:p>
-            <w:pPr>
-              <w:rPr>
-                <w:rFonts w:cstheme="minorHAnsi"/>
-                <w:sz w:val="24"/>
-                <w:szCs w:val="24"/>
-              </w:rPr>
-            </w:pPr>
-          </w:p>
-          <w:p>
-            <w:pPr>
-              <w:pStyle w:val="ListParagraph"/>
-              <w:numPr>
-                <w:ilvl w:val="0"/>
-                <w:numId w:val="30"/>
-              </w:numPr>
-              <w:rPr>
-                <w:rFonts w:cstheme="minorHAnsi"/>
-                <w:sz w:val="24"/>
-                <w:szCs w:val="24"/>
-              </w:rPr>
-            </w:pPr>
-            <w:r>
-              <w:rPr>
-                <w:rFonts w:cstheme="minorHAnsi"/>
-                <w:sz w:val="24"/>
-                <w:szCs w:val="24"/>
-              </w:rPr>
-              <w:t xml:space="preserve">Color Shots </w:t>
-            </w:r>
-          </w:p>
-        </w:tc>
-        <w:tc>
-          <w:tcPr>
-            <w:tcW w:w="3288" w:type="dxa"/>
-          </w:tcPr>
-          <w:p>
-            <w:pPr>
-              <w:jc w:val="center"/>
-              <w:rPr>
-                <w:rFonts w:cstheme="minorHAnsi"/>
-                <w:sz w:val="24"/>
-                <w:szCs w:val="24"/>
-              </w:rPr>
-            </w:pPr>
-          </w:p>
-          <w:p>
-            <w:pPr>
-              <w:rPr>
-                <w:rFonts w:cstheme="minorHAnsi"/>
-                <w:sz w:val="24"/>
-                <w:szCs w:val="24"/>
-              </w:rPr>
-            </w:pPr>
-            <w:r>
-              <w:rPr>
-                <w:rFonts w:cstheme="minorHAnsi"/>
-                <w:sz w:val="24"/>
-                <w:szCs w:val="24"/>
-              </w:rPr>
-              <w:t xml:space="preserve">                    60,000 /-</w:t>
-            </w:r>
-          </w:p>
-        </w:tc>
-      </w:tr>
     </w:tbl>
     <w:p>
       <w:pPr>
@@ -1273,6 +1200,250 @@
           </w14:textOutline>
         </w:rPr>
       </w:pPr>
+    </w:p>
+    <w:p>
+      <w:pPr>
+        <w:rPr>
+          <w:rFonts w:asciiTheme="majorHAnsi" w:eastAsiaTheme="majorEastAsia" w:hAnsiTheme="majorHAnsi" w:cstheme="majorBidi"/>
+          <w:bCs/>
+          <w:color w:val="000000" w:themeColor="text1"/>
+          <w:sz w:val="28"/>
+          <w:szCs w:val="28"/>
+          <w14:shadow w14:blurRad="38100" w14:dist="19050" w14:dir="2700000" w14:sx="100000" w14:sy="100000" w14:kx="0" w14:ky="0" w14:algn="tl">
+            <w14:schemeClr w14:val="dk1">
+              <w14:alpha w14:val="60000"/>
+            </w14:schemeClr>
+          </w14:shadow>
+          <w14:textOutline w14:w="0" w14:cap="flat" w14:cmpd="sng" w14:algn="ctr">
+            <w14:noFill/>
+            <w14:prstDash w14:val="solid"/>
+            <w14:round/>
+          </w14:textOutline>
+        </w:rPr>
+      </w:pPr>
+      <w:r>
+        <w:rPr>
+          <w:rFonts w:asciiTheme="majorHAnsi" w:eastAsiaTheme="majorEastAsia" w:hAnsiTheme="majorHAnsi" w:cstheme="majorBidi"/>
+          <w:bCs/>
+          <w:color w:val="000000" w:themeColor="text1"/>
+          <w:sz w:val="28"/>
+          <w:szCs w:val="28"/>
+          <w14:shadow w14:blurRad="38100" w14:dist="19050" w14:dir="2700000" w14:sx="100000" w14:sy="100000" w14:kx="0" w14:ky="0" w14:algn="tl">
+            <w14:schemeClr w14:val="dk1">
+              <w14:alpha w14:val="60000"/>
+            </w14:schemeClr>
+          </w14:shadow>
+          <w14:textOutline w14:w="0" w14:cap="flat" w14:cmpd="sng" w14:algn="ctr">
+            <w14:noFill/>
+            <w14:prstDash w14:val="solid"/>
+            <w14:round/>
+          </w14:textOutline>
+        </w:rPr>
+        <w:t>T</w:t>
+      </w:r>
+      <w:r>
+        <w:rPr>
+          <w:rFonts w:asciiTheme="majorHAnsi" w:eastAsiaTheme="majorEastAsia" w:hAnsiTheme="majorHAnsi" w:cstheme="majorBidi"/>
+          <w:bCs/>
+          <w:color w:val="000000" w:themeColor="text1"/>
+          <w:sz w:val="28"/>
+          <w:szCs w:val="28"/>
+          <w14:shadow w14:blurRad="38100" w14:dist="19050" w14:dir="2700000" w14:sx="100000" w14:sy="100000" w14:kx="0" w14:ky="0" w14:algn="tl">
+            <w14:schemeClr w14:val="dk1">
+              <w14:alpha w14:val="60000"/>
+            </w14:schemeClr>
+          </w14:shadow>
+          <w14:textOutline w14:w="0" w14:cap="flat" w14:cmpd="sng" w14:algn="ctr">
+            <w14:noFill/>
+            <w14:prstDash w14:val="solid"/>
+            <w14:round/>
+          </w14:textOutline>
+        </w:rPr>
+        <w:t>otal</w:t>
+      </w:r>
+      <w:r>
+        <w:rPr>
+          <w:rFonts w:asciiTheme="majorHAnsi" w:eastAsiaTheme="majorEastAsia" w:hAnsiTheme="majorHAnsi" w:cstheme="majorBidi"/>
+          <w:bCs/>
+          <w:color w:val="000000" w:themeColor="text1"/>
+          <w:sz w:val="28"/>
+          <w:szCs w:val="28"/>
+          <w14:shadow w14:blurRad="38100" w14:dist="19050" w14:dir="2700000" w14:sx="100000" w14:sy="100000" w14:kx="0" w14:ky="0" w14:algn="tl">
+            <w14:schemeClr w14:val="dk1">
+              <w14:alpha w14:val="60000"/>
+            </w14:schemeClr>
+          </w14:shadow>
+          <w14:textOutline w14:w="0" w14:cap="flat" w14:cmpd="sng" w14:algn="ctr">
+            <w14:noFill/>
+            <w14:prstDash w14:val="solid"/>
+            <w14:round/>
+          </w14:textOutline>
+        </w:rPr>
+        <w:t xml:space="preserve"> </w:t>
+      </w:r>
+      <w:r>
+        <w:rPr>
+          <w:rFonts w:asciiTheme="majorHAnsi" w:eastAsiaTheme="majorEastAsia" w:hAnsiTheme="majorHAnsi" w:cstheme="majorBidi"/>
+          <w:bCs/>
+          <w:color w:val="000000" w:themeColor="text1"/>
+          <w:sz w:val="28"/>
+          <w:szCs w:val="28"/>
+          <w14:shadow w14:blurRad="38100" w14:dist="19050" w14:dir="2700000" w14:sx="100000" w14:sy="100000" w14:kx="0" w14:ky="0" w14:algn="tl">
+            <w14:schemeClr w14:val="dk1">
+              <w14:alpha w14:val="60000"/>
+            </w14:schemeClr>
+          </w14:shadow>
+          <w14:textOutline w14:w="0" w14:cap="flat" w14:cmpd="sng" w14:algn="ctr">
+            <w14:noFill/>
+            <w14:prstDash w14:val="solid"/>
+            <w14:round/>
+          </w14:textOutline>
+        </w:rPr>
+        <w:t xml:space="preserve">             </w:t>
+      </w:r>
+      <w:proofErr w:type="gramStart"/>
+      <w:r>
+        <w:rPr>
+          <w:rFonts w:asciiTheme="majorHAnsi" w:eastAsiaTheme="majorEastAsia" w:hAnsiTheme="majorHAnsi" w:cstheme="majorBidi"/>
+          <w:bCs/>
+          <w:color w:val="000000" w:themeColor="text1"/>
+          <w:sz w:val="28"/>
+          <w:szCs w:val="28"/>
+          <w14:shadow w14:blurRad="38100" w14:dist="19050" w14:dir="2700000" w14:sx="100000" w14:sy="100000" w14:kx="0" w14:ky="0" w14:algn="tl">
+            <w14:schemeClr w14:val="dk1">
+              <w14:alpha w14:val="60000"/>
+            </w14:schemeClr>
+          </w14:shadow>
+          <w14:textOutline w14:w="0" w14:cap="flat" w14:cmpd="sng" w14:algn="ctr">
+            <w14:noFill/>
+            <w14:prstDash w14:val="solid"/>
+            <w14:round/>
+          </w14:textOutline>
+        </w:rPr>
+        <w:t xml:space="preserve">  </w:t>
+      </w:r>
+      <w:r>
+        <w:rPr>
+          <w:rFonts w:asciiTheme="majorHAnsi" w:eastAsiaTheme="majorEastAsia" w:hAnsiTheme="majorHAnsi" w:cstheme="majorBidi"/>
+          <w:bCs/>
+          <w:color w:val="000000" w:themeColor="text1"/>
+          <w:sz w:val="28"/>
+          <w:szCs w:val="28"/>
+          <w14:shadow w14:blurRad="38100" w14:dist="19050" w14:dir="2700000" w14:sx="100000" w14:sy="100000" w14:kx="0" w14:ky="0" w14:algn="tl">
+            <w14:schemeClr w14:val="dk1">
+              <w14:alpha w14:val="60000"/>
+            </w14:schemeClr>
+          </w14:shadow>
+          <w14:textOutline w14:w="0" w14:cap="flat" w14:cmpd="sng" w14:algn="ctr">
+            <w14:noFill/>
+            <w14:prstDash w14:val="solid"/>
+            <w14:round/>
+          </w14:textOutline>
+        </w:rPr>
+        <w:t>:</w:t>
+      </w:r>
+      <w:proofErr w:type="gramEnd"/>
+      <w:r>
+        <w:rPr>
+          <w:rFonts w:asciiTheme="majorHAnsi" w:eastAsiaTheme="majorEastAsia" w:hAnsiTheme="majorHAnsi" w:cstheme="majorBidi"/>
+          <w:bCs/>
+          <w:color w:val="000000" w:themeColor="text1"/>
+          <w:sz w:val="28"/>
+          <w:szCs w:val="28"/>
+          <w14:shadow w14:blurRad="38100" w14:dist="19050" w14:dir="2700000" w14:sx="100000" w14:sy="100000" w14:kx="0" w14:ky="0" w14:algn="tl">
+            <w14:schemeClr w14:val="dk1">
+              <w14:alpha w14:val="60000"/>
+            </w14:schemeClr>
+          </w14:shadow>
+          <w14:textOutline w14:w="0" w14:cap="flat" w14:cmpd="sng" w14:algn="ctr">
+            <w14:noFill/>
+            <w14:prstDash w14:val="solid"/>
+            <w14:round/>
+          </w14:textOutline>
+        </w:rPr>
+        <w:t xml:space="preserve"> 1,52,000 /-</w:t>
+      </w:r>
+    </w:p>
+    <w:p>
+      <w:pPr>
+        <w:rPr>
+          <w:rFonts w:asciiTheme="majorHAnsi" w:eastAsiaTheme="majorEastAsia" w:hAnsiTheme="majorHAnsi" w:cstheme="majorBidi"/>
+          <w:bCs/>
+          <w:color w:val="000000" w:themeColor="text1"/>
+          <w:sz w:val="28"/>
+          <w:szCs w:val="28"/>
+          <w14:shadow w14:blurRad="38100" w14:dist="19050" w14:dir="2700000" w14:sx="100000" w14:sy="100000" w14:kx="0" w14:ky="0" w14:algn="tl">
+            <w14:schemeClr w14:val="dk1">
+              <w14:alpha w14:val="60000"/>
+            </w14:schemeClr>
+          </w14:shadow>
+          <w14:textOutline w14:w="0" w14:cap="flat" w14:cmpd="sng" w14:algn="ctr">
+            <w14:noFill/>
+            <w14:prstDash w14:val="solid"/>
+            <w14:round/>
+          </w14:textOutline>
+        </w:rPr>
+      </w:pPr>
+      <w:r>
+        <w:rPr>
+          <w:rFonts w:asciiTheme="majorHAnsi" w:eastAsiaTheme="majorEastAsia" w:hAnsiTheme="majorHAnsi" w:cstheme="majorBidi"/>
+          <w:bCs/>
+          <w:color w:val="000000" w:themeColor="text1"/>
+          <w:sz w:val="28"/>
+          <w:szCs w:val="28"/>
+          <w14:shadow w14:blurRad="38100" w14:dist="19050" w14:dir="2700000" w14:sx="100000" w14:sy="100000" w14:kx="0" w14:ky="0" w14:algn="tl">
+            <w14:schemeClr w14:val="dk1">
+              <w14:alpha w14:val="60000"/>
+            </w14:schemeClr>
+          </w14:shadow>
+          <w14:textOutline w14:w="0" w14:cap="flat" w14:cmpd="sng" w14:algn="ctr">
+            <w14:noFill/>
+            <w14:prstDash w14:val="solid"/>
+            <w14:round/>
+          </w14:textOutline>
+        </w:rPr>
+        <w:t xml:space="preserve">After </w:t>
+      </w:r>
+      <w:r>
+        <w:rPr>
+          <w:rFonts w:asciiTheme="majorHAnsi" w:eastAsiaTheme="majorEastAsia" w:hAnsiTheme="majorHAnsi" w:cstheme="majorBidi"/>
+          <w:bCs/>
+          <w:color w:val="000000" w:themeColor="text1"/>
+          <w:sz w:val="28"/>
+          <w:szCs w:val="28"/>
+          <w14:shadow w14:blurRad="38100" w14:dist="19050" w14:dir="2700000" w14:sx="100000" w14:sy="100000" w14:kx="0" w14:ky="0" w14:algn="tl">
+            <w14:schemeClr w14:val="dk1">
+              <w14:alpha w14:val="60000"/>
+            </w14:schemeClr>
+          </w14:shadow>
+          <w14:textOutline w14:w="0" w14:cap="flat" w14:cmpd="sng" w14:algn="ctr">
+            <w14:noFill/>
+            <w14:prstDash w14:val="solid"/>
+            <w14:round/>
+          </w14:textOutline>
+        </w:rPr>
+        <w:t>Discount:</w:t>
+      </w:r>
+      <w:r>
+        <w:rPr>
+          <w:rFonts w:asciiTheme="majorHAnsi" w:eastAsiaTheme="majorEastAsia" w:hAnsiTheme="majorHAnsi" w:cstheme="majorBidi"/>
+          <w:bCs/>
+          <w:color w:val="000000" w:themeColor="text1"/>
+          <w:sz w:val="28"/>
+          <w:szCs w:val="28"/>
+          <w14:shadow w14:blurRad="38100" w14:dist="19050" w14:dir="2700000" w14:sx="100000" w14:sy="100000" w14:kx="0" w14:ky="0" w14:algn="tl">
+            <w14:schemeClr w14:val="dk1">
+              <w14:alpha w14:val="60000"/>
+            </w14:schemeClr>
+          </w14:shadow>
+          <w14:textOutline w14:w="0" w14:cap="flat" w14:cmpd="sng" w14:algn="ctr">
+            <w14:noFill/>
+            <w14:prstDash w14:val="solid"/>
+            <w14:round/>
+          </w14:textOutline>
+        </w:rPr>
+        <w:t xml:space="preserve"> 1,40,000 /- (No Other Hidden Charges)</w:t>
+      </w:r>
     </w:p>
     <w:sectPr>
       <w:headerReference w:type="default" r:id="rId8"/>
@@ -1520,7 +1691,7 @@
         <v:path o:extrusionok="f" gradientshapeok="t" o:connecttype="rect"/>
         <o:lock v:ext="edit" aspectratio="t"/>
       </v:shapetype>
-      <v:shape id="_x0000_i1030" type="#_x0000_t75" style="width:11.4pt;height:11.4pt" o:bullet="t">
+      <v:shape id="_x0000_i1025" type="#_x0000_t75" style="width:11.4pt;height:11.4pt" o:bullet="t">
         <v:imagedata r:id="rId1" o:title="msoEFB0"/>
       </v:shape>
     </w:pict>
